--- a/briefings/线口监测早报-2026-08-19.docx
+++ b/briefings/线口监测早报-2026-08-19.docx
@@ -22,7 +22,7 @@
           <w:color w:val="888888"/>
           <w:sz w:val="18"/>
         </w:rPr>
-        <w:t>监测窗口:近48小时 | 生成时间:2026-08-19 11:26</w:t>
+        <w:t>监测窗口:近48小时 | 生成时间:2026-08-19 11:57</w:t>
       </w:r>
     </w:p>
     <w:p>
@@ -70,6 +70,57 @@
           <w:color w:val="888888"/>
           <w:sz w:val="24"/>
         </w:rPr>
+        <w:t>官方回应《使命召唤：现代战争 4》游戏宣传图问题，网友推测 AI 生成</w:t>
+      </w:r>
+    </w:p>
+    <w:p>
+      <w:r>
+        <w:rPr>
+          <w:rFonts w:ascii="Times New Roman" w:hAnsi="Times New Roman" w:eastAsia="宋体"/>
+          <w:color w:val="888888"/>
+          <w:sz w:val="18"/>
+        </w:rPr>
+        <w:t>来源:IT之家 | 时间:08-19 11:56</w:t>
+      </w:r>
+    </w:p>
+    <w:p>
+      <w:r>
+        <w:rPr>
+          <w:rFonts w:ascii="Times New Roman" w:hAnsi="Times New Roman" w:eastAsia="宋体"/>
+          <w:sz w:val="18"/>
+        </w:rPr>
+        <w:t>链接:</w:t>
+      </w:r>
+      <w:hyperlink r:id="rId9">
+        <w:r>
+          <w:rPr>
+            <w:color w:val="0563C1"/>
+            <w:u w:val="single"/>
+          </w:rPr>
+          <w:t>官方回应《使命召唤：现代战争 4》游戏宣传图问题，网友推测 AI 生成</w:t>
+        </w:r>
+      </w:hyperlink>
+    </w:p>
+    <w:p>
+      <w:pPr>
+        <w:pStyle w:val="Heading3"/>
+      </w:pPr>
+      <w:r>
+        <w:rPr>
+          <w:rFonts w:ascii="Times New Roman" w:hAnsi="Times New Roman" w:eastAsia="黑体"/>
+          <w:b w:val="0"/>
+          <w:color w:val="888888"/>
+          <w:sz w:val="24"/>
+        </w:rPr>
+        <w:t>【C级·参考】</w:t>
+      </w:r>
+      <w:r>
+        <w:rPr>
+          <w:rFonts w:ascii="Times New Roman" w:hAnsi="Times New Roman" w:eastAsia="黑体"/>
+          <w:b w:val="0"/>
+          <w:color w:val="888888"/>
+          <w:sz w:val="24"/>
+        </w:rPr>
         <w:t>“AI 换脸”色情 App 营销引发争议：Meta 下架广告、苹果移除应用</w:t>
       </w:r>
     </w:p>
@@ -91,7 +142,7 @@
         </w:rPr>
         <w:t>链接:</w:t>
       </w:r>
-      <w:hyperlink r:id="rId9">
+      <w:hyperlink r:id="rId10">
         <w:r>
           <w:rPr>
             <w:color w:val="0563C1"/>
@@ -142,7 +193,7 @@
         </w:rPr>
         <w:t>链接:</w:t>
       </w:r>
-      <w:hyperlink r:id="rId10">
+      <w:hyperlink r:id="rId11">
         <w:r>
           <w:rPr>
             <w:color w:val="0563C1"/>
@@ -193,7 +244,7 @@
         </w:rPr>
         <w:t>链接:</w:t>
       </w:r>
-      <w:hyperlink r:id="rId11">
+      <w:hyperlink r:id="rId12">
         <w:r>
           <w:rPr>
             <w:color w:val="0563C1"/>
@@ -244,7 +295,7 @@
         </w:rPr>
         <w:t>链接:</w:t>
       </w:r>
-      <w:hyperlink r:id="rId12">
+      <w:hyperlink r:id="rId13">
         <w:r>
           <w:rPr>
             <w:color w:val="0563C1"/>
@@ -295,7 +346,7 @@
         </w:rPr>
         <w:t>链接:</w:t>
       </w:r>
-      <w:hyperlink r:id="rId13">
+      <w:hyperlink r:id="rId14">
         <w:r>
           <w:rPr>
             <w:color w:val="0563C1"/>
@@ -346,166 +397,13 @@
         </w:rPr>
         <w:t>链接:</w:t>
       </w:r>
-      <w:hyperlink r:id="rId14">
+      <w:hyperlink r:id="rId15">
         <w:r>
           <w:rPr>
             <w:color w:val="0563C1"/>
             <w:u w:val="single"/>
           </w:rPr>
           <w:t>OpenAI 二季度营收 67 亿美元环比增 18%，被 Anthropic 营收反超且亏损持续扩大</w:t>
-        </w:r>
-      </w:hyperlink>
-    </w:p>
-    <w:p>
-      <w:pPr>
-        <w:pStyle w:val="Heading3"/>
-      </w:pPr>
-      <w:r>
-        <w:rPr>
-          <w:rFonts w:ascii="Times New Roman" w:hAnsi="Times New Roman" w:eastAsia="黑体"/>
-          <w:b w:val="0"/>
-          <w:color w:val="888888"/>
-          <w:sz w:val="24"/>
-        </w:rPr>
-        <w:t>【C级·参考】</w:t>
-      </w:r>
-      <w:r>
-        <w:rPr>
-          <w:rFonts w:ascii="Times New Roman" w:hAnsi="Times New Roman" w:eastAsia="黑体"/>
-          <w:b w:val="0"/>
-          <w:color w:val="888888"/>
-          <w:sz w:val="24"/>
-        </w:rPr>
-        <w:t>外媒用 Codex AI 开发 macOS 27 工具，提高菜单栏电量可读性</w:t>
-      </w:r>
-    </w:p>
-    <w:p>
-      <w:r>
-        <w:rPr>
-          <w:rFonts w:ascii="Times New Roman" w:hAnsi="Times New Roman" w:eastAsia="宋体"/>
-          <w:color w:val="888888"/>
-          <w:sz w:val="18"/>
-        </w:rPr>
-        <w:t>来源:IT之家 | 时间:08-19 08:29</w:t>
-      </w:r>
-    </w:p>
-    <w:p>
-      <w:r>
-        <w:rPr>
-          <w:rFonts w:ascii="Times New Roman" w:hAnsi="Times New Roman" w:eastAsia="宋体"/>
-          <w:sz w:val="18"/>
-        </w:rPr>
-        <w:t>链接:</w:t>
-      </w:r>
-      <w:hyperlink r:id="rId15">
-        <w:r>
-          <w:rPr>
-            <w:color w:val="0563C1"/>
-            <w:u w:val="single"/>
-          </w:rPr>
-          <w:t>外媒用 Codex AI 开发 macOS 27 工具，提高菜单栏电量可读性</w:t>
-        </w:r>
-      </w:hyperlink>
-    </w:p>
-    <w:p>
-      <w:pPr>
-        <w:pStyle w:val="Heading3"/>
-      </w:pPr>
-      <w:r>
-        <w:rPr>
-          <w:rFonts w:ascii="Times New Roman" w:hAnsi="Times New Roman" w:eastAsia="黑体"/>
-          <w:b w:val="0"/>
-          <w:color w:val="888888"/>
-          <w:sz w:val="24"/>
-        </w:rPr>
-        <w:t>【C级·参考】</w:t>
-      </w:r>
-      <w:r>
-        <w:rPr>
-          <w:rFonts w:ascii="Times New Roman" w:hAnsi="Times New Roman" w:eastAsia="黑体"/>
-          <w:b w:val="0"/>
-          <w:color w:val="888888"/>
-          <w:sz w:val="24"/>
-        </w:rPr>
-        <w:t>零零科技 HOVERAir VERSA 无人机发布：模块化设计、可作为三轴云台相机使用，套装价 4570 港币起</w:t>
-      </w:r>
-    </w:p>
-    <w:p>
-      <w:r>
-        <w:rPr>
-          <w:rFonts w:ascii="Times New Roman" w:hAnsi="Times New Roman" w:eastAsia="宋体"/>
-          <w:color w:val="888888"/>
-          <w:sz w:val="18"/>
-        </w:rPr>
-        <w:t>来源:IT之家 | 时间:08-19 08:26</w:t>
-      </w:r>
-    </w:p>
-    <w:p>
-      <w:r>
-        <w:rPr>
-          <w:rFonts w:ascii="Times New Roman" w:hAnsi="Times New Roman" w:eastAsia="宋体"/>
-          <w:sz w:val="18"/>
-        </w:rPr>
-        <w:t>链接:</w:t>
-      </w:r>
-      <w:hyperlink r:id="rId16">
-        <w:r>
-          <w:rPr>
-            <w:color w:val="0563C1"/>
-            <w:u w:val="single"/>
-          </w:rPr>
-          <w:t>零零科技 HOVERAir VERSA 无人机发布：模块化设计、可作为三轴云台相机使用，套装价 4570 港币起</w:t>
-        </w:r>
-      </w:hyperlink>
-    </w:p>
-    <w:p>
-      <w:pPr>
-        <w:pStyle w:val="Heading3"/>
-      </w:pPr>
-      <w:r>
-        <w:rPr>
-          <w:rFonts w:ascii="Times New Roman" w:hAnsi="Times New Roman" w:eastAsia="黑体"/>
-          <w:b w:val="0"/>
-          <w:color w:val="888888"/>
-          <w:sz w:val="24"/>
-        </w:rPr>
-        <w:t>【C级·参考】</w:t>
-      </w:r>
-      <w:r>
-        <w:rPr>
-          <w:rFonts w:ascii="Times New Roman" w:hAnsi="Times New Roman" w:eastAsia="黑体"/>
-          <w:b w:val="0"/>
-          <w:color w:val="888888"/>
-          <w:sz w:val="24"/>
-        </w:rPr>
-        <w:t>AI 辅助撰写提案涌入美国国会：充斥细节错误，拖慢审核进度</w:t>
-      </w:r>
-    </w:p>
-    <w:p>
-      <w:r>
-        <w:rPr>
-          <w:rFonts w:ascii="Times New Roman" w:hAnsi="Times New Roman" w:eastAsia="宋体"/>
-          <w:color w:val="888888"/>
-          <w:sz w:val="18"/>
-        </w:rPr>
-        <w:t>来源:IT之家 | 时间:08-19 08:16</w:t>
-      </w:r>
-    </w:p>
-    <w:p>
-      <w:r>
-        <w:rPr>
-          <w:rFonts w:ascii="Times New Roman" w:hAnsi="Times New Roman" w:eastAsia="宋体"/>
-          <w:sz w:val="18"/>
-        </w:rPr>
-        <w:t>链接:</w:t>
-      </w:r>
-      <w:hyperlink r:id="rId17">
-        <w:r>
-          <w:rPr>
-            <w:color w:val="0563C1"/>
-            <w:u w:val="single"/>
-          </w:rPr>
-          <w:t>AI 辅助撰写提案涌入美国国会：充斥细节错误，拖慢审核进度</w:t>
         </w:r>
       </w:hyperlink>
     </w:p>
@@ -550,7 +448,7 @@
         </w:rPr>
         <w:t>链接:</w:t>
       </w:r>
-      <w:hyperlink r:id="rId18">
+      <w:hyperlink r:id="rId16">
         <w:r>
           <w:rPr>
             <w:color w:val="0563C1"/>
@@ -601,7 +499,7 @@
         </w:rPr>
         <w:t>链接:</w:t>
       </w:r>
-      <w:hyperlink r:id="rId19">
+      <w:hyperlink r:id="rId17">
         <w:r>
           <w:rPr>
             <w:color w:val="0563C1"/>
@@ -652,7 +550,7 @@
         </w:rPr>
         <w:t>链接:</w:t>
       </w:r>
-      <w:hyperlink r:id="rId20">
+      <w:hyperlink r:id="rId18">
         <w:r>
           <w:rPr>
             <w:color w:val="0563C1"/>
@@ -703,7 +601,7 @@
         </w:rPr>
         <w:t>链接:</w:t>
       </w:r>
-      <w:hyperlink r:id="rId21">
+      <w:hyperlink r:id="rId19">
         <w:r>
           <w:rPr>
             <w:color w:val="0563C1"/>
@@ -754,7 +652,7 @@
         </w:rPr>
         <w:t>链接:</w:t>
       </w:r>
-      <w:hyperlink r:id="rId22">
+      <w:hyperlink r:id="rId20">
         <w:r>
           <w:rPr>
             <w:color w:val="0563C1"/>
@@ -805,7 +703,7 @@
         </w:rPr>
         <w:t>链接:</w:t>
       </w:r>
-      <w:hyperlink r:id="rId23">
+      <w:hyperlink r:id="rId21">
         <w:r>
           <w:rPr>
             <w:color w:val="0563C1"/>
@@ -856,7 +754,7 @@
         </w:rPr>
         <w:t>链接:</w:t>
       </w:r>
-      <w:hyperlink r:id="rId24">
+      <w:hyperlink r:id="rId22">
         <w:r>
           <w:rPr>
             <w:color w:val="0563C1"/>
@@ -907,7 +805,7 @@
         </w:rPr>
         <w:t>链接:</w:t>
       </w:r>
-      <w:hyperlink r:id="rId25">
+      <w:hyperlink r:id="rId23">
         <w:r>
           <w:rPr>
             <w:color w:val="0563C1"/>
@@ -970,7 +868,7 @@
         </w:rPr>
         <w:t>链接:</w:t>
       </w:r>
-      <w:hyperlink r:id="rId26">
+      <w:hyperlink r:id="rId24">
         <w:r>
           <w:rPr>
             <w:color w:val="0563C1"/>
@@ -1021,7 +919,7 @@
         </w:rPr>
         <w:t>链接:</w:t>
       </w:r>
-      <w:hyperlink r:id="rId27">
+      <w:hyperlink r:id="rId25">
         <w:r>
           <w:rPr>
             <w:color w:val="0563C1"/>
@@ -1101,7 +999,7 @@
         </w:rPr>
         <w:t>链接:</w:t>
       </w:r>
-      <w:hyperlink r:id="rId28">
+      <w:hyperlink r:id="rId26">
         <w:r>
           <w:rPr>
             <w:color w:val="0563C1"/>
@@ -1164,7 +1062,7 @@
         </w:rPr>
         <w:t>链接:</w:t>
       </w:r>
-      <w:hyperlink r:id="rId29">
+      <w:hyperlink r:id="rId27">
         <w:r>
           <w:rPr>
             <w:color w:val="0563C1"/>
@@ -1215,7 +1113,7 @@
         </w:rPr>
         <w:t>链接:</w:t>
       </w:r>
-      <w:hyperlink r:id="rId30">
+      <w:hyperlink r:id="rId28">
         <w:r>
           <w:rPr>
             <w:color w:val="0563C1"/>
@@ -1266,7 +1164,7 @@
         </w:rPr>
         <w:t>链接:</w:t>
       </w:r>
-      <w:hyperlink r:id="rId31">
+      <w:hyperlink r:id="rId29">
         <w:r>
           <w:rPr>
             <w:color w:val="0563C1"/>
@@ -1317,7 +1215,7 @@
         </w:rPr>
         <w:t>链接:</w:t>
       </w:r>
-      <w:hyperlink r:id="rId32">
+      <w:hyperlink r:id="rId30">
         <w:r>
           <w:rPr>
             <w:color w:val="0563C1"/>
@@ -1368,7 +1266,7 @@
         </w:rPr>
         <w:t>链接:</w:t>
       </w:r>
-      <w:hyperlink r:id="rId33">
+      <w:hyperlink r:id="rId31">
         <w:r>
           <w:rPr>
             <w:color w:val="0563C1"/>
@@ -1419,7 +1317,7 @@
         </w:rPr>
         <w:t>链接:</w:t>
       </w:r>
-      <w:hyperlink r:id="rId34">
+      <w:hyperlink r:id="rId32">
         <w:r>
           <w:rPr>
             <w:color w:val="0563C1"/>
@@ -1470,7 +1368,7 @@
         </w:rPr>
         <w:t>链接:</w:t>
       </w:r>
-      <w:hyperlink r:id="rId35">
+      <w:hyperlink r:id="rId33">
         <w:r>
           <w:rPr>
             <w:color w:val="0563C1"/>
@@ -1521,7 +1419,7 @@
         </w:rPr>
         <w:t>链接:</w:t>
       </w:r>
-      <w:hyperlink r:id="rId36">
+      <w:hyperlink r:id="rId34">
         <w:r>
           <w:rPr>
             <w:color w:val="0563C1"/>
@@ -1572,7 +1470,7 @@
         </w:rPr>
         <w:t>链接:</w:t>
       </w:r>
-      <w:hyperlink r:id="rId37">
+      <w:hyperlink r:id="rId35">
         <w:r>
           <w:rPr>
             <w:color w:val="0563C1"/>
@@ -1623,7 +1521,7 @@
         </w:rPr>
         <w:t>链接:</w:t>
       </w:r>
-      <w:hyperlink r:id="rId38">
+      <w:hyperlink r:id="rId36">
         <w:r>
           <w:rPr>
             <w:color w:val="0563C1"/>
@@ -1676,7 +1574,7 @@
           <w:rFonts w:ascii="Times New Roman" w:hAnsi="Times New Roman" w:eastAsia="宋体"/>
           <w:sz w:val="18"/>
         </w:rPr>
-        <w:t>IT之家(60)、GameLook(15)、HackerNews(1)、Bing新闻(7)</w:t>
+        <w:t>IT之家(60)、GameLook(14)、HackerNews(1)、Bing新闻(7)</w:t>
       </w:r>
     </w:p>
     <w:p>
